--- a/tillsyn/A 60495-2025 tillsynsbegäran.docx
+++ b/tillsyn/A 60495-2025 tillsynsbegäran.docx
@@ -65,7 +65,7 @@
     </w:p>
     <w:p>
       <w:r>
-        <w:t>I avverkningsanmälan finns fynd av 7 naturvårdsarter, varav 2 är rödlistade, 1 är fridlyst, 7 är typiska (T) och 4 är signalarter (S): dropptaggsvamp (NT, T), vedtrappmossa (NT, T), granbarkgnagare (S, T), grön sköldmossa (S, T, §8), grönpyrola (S, T), vedticka (S, T) och bäckbräsma (T). Se Figur 1.</w:t>
+        <w:t>I avverkningsanmälan finns fynd av 8 naturvårdsarter, varav 2 är rödlistade, 1 är fridlyst, 8 är typiska (T) och 5 är signalarter (S): dropptaggsvamp (NT, T), vedtrappmossa (NT, T), bollvitmossa (S, T), granbarkgnagare (S, T), grön sköldmossa (S, T, §8), grönpyrola (S, T), vedticka (S, T) och bäckbräsma (T). Se Figur 1.</w:t>
       </w:r>
     </w:p>
     <w:p>
@@ -149,6 +149,35 @@
         <w:rPr>
           <w:b/>
         </w:rPr>
+        <w:t xml:space="preserve">Bollvitmossa </w:t>
+      </w:r>
+      <w:r>
+        <w:t xml:space="preserve">är en bra signalart inom hela sitt utbredningsområde. Vanligast är den i naturvårdsintressanta tallsumpskogar. Även gransumpskogar med bollvitmossa har normalt höga naturvärden. Arten indikerar skogsmark med stabila hydrologiska förhållanden och sannolikt även lång skoglig kontinuitet. Bollvitmossa är typisk art för </w:t>
+      </w:r>
+      <w:r>
+        <w:rPr>
+          <w:i/>
+        </w:rPr>
+        <w:t xml:space="preserve">9010 Taiga </w:t>
+      </w:r>
+      <w:r>
+        <w:t xml:space="preserve">och </w:t>
+      </w:r>
+      <w:r>
+        <w:rPr>
+          <w:i/>
+        </w:rPr>
+        <w:t xml:space="preserve">9740 Skogsbevuxen myr </w:t>
+      </w:r>
+      <w:r>
+        <w:t>(SLU Artdatabanken, 2025; Nitare &amp; Skogsstyrelsen, 2019).</w:t>
+      </w:r>
+    </w:p>
+    <w:p>
+      <w:r>
+        <w:rPr>
+          <w:b/>
+        </w:rPr>
         <w:t xml:space="preserve">Granbarkgnagare </w:t>
       </w:r>
       <w:r>
@@ -286,7 +315,7 @@
     </w:p>
     <w:p>
       <w:r>
-        <w:t>Följande typiska arter har sina livsmiljöer och växtplatser i den avverkningsanmälda skogen: dropptaggsvamp (NT, T), vedtrappmossa (NT, T), granbarkgnagare (S, T), grön sköldmossa (S, T, §8), grönpyrola (S, T), vedticka (S, T) och bäckbräsma (T).</w:t>
+        <w:t>Följande typiska arter har sina livsmiljöer och växtplatser i den avverkningsanmälda skogen: dropptaggsvamp (NT, T), vedtrappmossa (NT, T), bollvitmossa (S, T), granbarkgnagare (S, T), grön sköldmossa (S, T, §8), grönpyrola (S, T), vedticka (S, T) och bäckbräsma (T).</w:t>
       </w:r>
     </w:p>
     <w:p>
@@ -921,7 +950,7 @@
     <w:r>
       <w:tab/>
       <w:tab/>
-      <w:t>2026-07-13</w:t>
+      <w:t>2026-07-14</w:t>
       <w:br/>
       <w:br/>
     </w:r>

--- a/tillsyn/A 60495-2025 tillsynsbegäran.docx
+++ b/tillsyn/A 60495-2025 tillsynsbegäran.docx
@@ -950,7 +950,7 @@
     <w:r>
       <w:tab/>
       <w:tab/>
-      <w:t>2026-07-14</w:t>
+      <w:t>2026-07-15</w:t>
       <w:br/>
       <w:br/>
     </w:r>

--- a/tillsyn/A 60495-2025 tillsynsbegäran.docx
+++ b/tillsyn/A 60495-2025 tillsynsbegäran.docx
@@ -950,7 +950,7 @@
     <w:r>
       <w:tab/>
       <w:tab/>
-      <w:t>2026-07-15</w:t>
+      <w:t>2026-07-16</w:t>
       <w:br/>
       <w:br/>
     </w:r>

--- a/tillsyn/A 60495-2025 tillsynsbegäran.docx
+++ b/tillsyn/A 60495-2025 tillsynsbegäran.docx
@@ -950,7 +950,7 @@
     <w:r>
       <w:tab/>
       <w:tab/>
-      <w:t>2026-07-16</w:t>
+      <w:t>2026-07-17</w:t>
       <w:br/>
       <w:br/>
     </w:r>

--- a/tillsyn/A 60495-2025 tillsynsbegäran.docx
+++ b/tillsyn/A 60495-2025 tillsynsbegäran.docx
@@ -950,7 +950,7 @@
     <w:r>
       <w:tab/>
       <w:tab/>
-      <w:t>2026-07-17</w:t>
+      <w:t>2026-07-18</w:t>
       <w:br/>
       <w:br/>
     </w:r>

--- a/tillsyn/A 60495-2025 tillsynsbegäran.docx
+++ b/tillsyn/A 60495-2025 tillsynsbegäran.docx
@@ -950,7 +950,7 @@
     <w:r>
       <w:tab/>
       <w:tab/>
-      <w:t>2026-07-18</w:t>
+      <w:t>2026-07-19</w:t>
       <w:br/>
       <w:br/>
     </w:r>

--- a/tillsyn/A 60495-2025 tillsynsbegäran.docx
+++ b/tillsyn/A 60495-2025 tillsynsbegäran.docx
@@ -950,7 +950,7 @@
     <w:r>
       <w:tab/>
       <w:tab/>
-      <w:t>2026-07-19</w:t>
+      <w:t>2026-07-20</w:t>
       <w:br/>
       <w:br/>
     </w:r>

--- a/tillsyn/A 60495-2025 tillsynsbegäran.docx
+++ b/tillsyn/A 60495-2025 tillsynsbegäran.docx
@@ -950,7 +950,7 @@
     <w:r>
       <w:tab/>
       <w:tab/>
-      <w:t>2026-07-20</w:t>
+      <w:t>2026-07-21</w:t>
       <w:br/>
       <w:br/>
     </w:r>

--- a/tillsyn/A 60495-2025 tillsynsbegäran.docx
+++ b/tillsyn/A 60495-2025 tillsynsbegäran.docx
@@ -950,7 +950,7 @@
     <w:r>
       <w:tab/>
       <w:tab/>
-      <w:t>2026-07-21</w:t>
+      <w:t>2026-07-22</w:t>
       <w:br/>
       <w:br/>
     </w:r>

--- a/tillsyn/A 60495-2025 tillsynsbegäran.docx
+++ b/tillsyn/A 60495-2025 tillsynsbegäran.docx
@@ -950,7 +950,7 @@
     <w:r>
       <w:tab/>
       <w:tab/>
-      <w:t>2026-07-22</w:t>
+      <w:t>2026-07-23</w:t>
       <w:br/>
       <w:br/>
     </w:r>

--- a/tillsyn/A 60495-2025 tillsynsbegäran.docx
+++ b/tillsyn/A 60495-2025 tillsynsbegäran.docx
@@ -950,7 +950,7 @@
     <w:r>
       <w:tab/>
       <w:tab/>
-      <w:t>2026-07-23</w:t>
+      <w:t>2026-07-24</w:t>
       <w:br/>
       <w:br/>
     </w:r>

--- a/tillsyn/A 60495-2025 tillsynsbegäran.docx
+++ b/tillsyn/A 60495-2025 tillsynsbegäran.docx
@@ -60,7 +60,7 @@
         <w:spacing w:after="240"/>
       </w:pPr>
       <w:r>
-        <w:t>Figur 1. Fyndplatser för naturvårdsarter i avverkningsanmälan. Markörer utan svart kant är placerade på fyndplatsen. Markörer med svart kant är placerade vid sidan av fyndplatsen har ett svart streck som visar fyndplatsens exakta position. Kartans mittpunktskoordinat är N 6339678, E 520046 i SWEREF 99 TM.</w:t>
+        <w:t>Figur 1. Fyndplatser för naturvårdsarter i avverkningsanmälan. Markörer utan svart kant är placerade på fyndplatsen. Markörer med svart kant är placerade vid sidan av fyndplatsen och har ett svart streck som visar fyndplatsens exakta position. Kartans mittpunktskoordinat är N 6339678, E 520046 i SWEREF 99 TM.</w:t>
       </w:r>
     </w:p>
     <w:p>
@@ -950,7 +950,7 @@
     <w:r>
       <w:tab/>
       <w:tab/>
-      <w:t>2026-08-14</w:t>
+      <w:t>2026-08-15</w:t>
       <w:br/>
       <w:br/>
     </w:r>

--- a/tillsyn/A 60495-2025 tillsynsbegäran.docx
+++ b/tillsyn/A 60495-2025 tillsynsbegäran.docx
@@ -950,7 +950,7 @@
     <w:r>
       <w:tab/>
       <w:tab/>
-      <w:t>2026-08-15</w:t>
+      <w:t>2026-08-16</w:t>
       <w:br/>
       <w:br/>
     </w:r>

--- a/tillsyn/A 60495-2025 tillsynsbegäran.docx
+++ b/tillsyn/A 60495-2025 tillsynsbegäran.docx
@@ -950,7 +950,7 @@
     <w:r>
       <w:tab/>
       <w:tab/>
-      <w:t>2026-08-16</w:t>
+      <w:t>2026-08-17</w:t>
       <w:br/>
       <w:br/>
     </w:r>

--- a/tillsyn/A 60495-2025 tillsynsbegäran.docx
+++ b/tillsyn/A 60495-2025 tillsynsbegäran.docx
@@ -950,7 +950,7 @@
     <w:r>
       <w:tab/>
       <w:tab/>
-      <w:t>2026-08-17</w:t>
+      <w:t>2026-08-18</w:t>
       <w:br/>
       <w:br/>
     </w:r>

--- a/tillsyn/A 60495-2025 tillsynsbegäran.docx
+++ b/tillsyn/A 60495-2025 tillsynsbegäran.docx
@@ -950,7 +950,7 @@
     <w:r>
       <w:tab/>
       <w:tab/>
-      <w:t>2026-08-18</w:t>
+      <w:t>2026-08-19</w:t>
       <w:br/>
       <w:br/>
     </w:r>

--- a/tillsyn/A 60495-2025 tillsynsbegäran.docx
+++ b/tillsyn/A 60495-2025 tillsynsbegäran.docx
@@ -950,7 +950,7 @@
     <w:r>
       <w:tab/>
       <w:tab/>
-      <w:t>2026-08-19</w:t>
+      <w:t>2026-08-20</w:t>
       <w:br/>
       <w:br/>
     </w:r>

--- a/tillsyn/A 60495-2025 tillsynsbegäran.docx
+++ b/tillsyn/A 60495-2025 tillsynsbegäran.docx
@@ -950,7 +950,7 @@
     <w:r>
       <w:tab/>
       <w:tab/>
-      <w:t>2026-08-20</w:t>
+      <w:t>2026-08-21</w:t>
       <w:br/>
       <w:br/>
     </w:r>

--- a/tillsyn/A 60495-2025 tillsynsbegäran.docx
+++ b/tillsyn/A 60495-2025 tillsynsbegäran.docx
@@ -950,7 +950,7 @@
     <w:r>
       <w:tab/>
       <w:tab/>
-      <w:t>2026-08-21</w:t>
+      <w:t>2026-08-22</w:t>
       <w:br/>
       <w:br/>
     </w:r>

--- a/tillsyn/A 60495-2025 tillsynsbegäran.docx
+++ b/tillsyn/A 60495-2025 tillsynsbegäran.docx
@@ -950,7 +950,7 @@
     <w:r>
       <w:tab/>
       <w:tab/>
-      <w:t>2026-08-22</w:t>
+      <w:t>2026-08-23</w:t>
       <w:br/>
       <w:br/>
     </w:r>

--- a/tillsyn/A 60495-2025 tillsynsbegäran.docx
+++ b/tillsyn/A 60495-2025 tillsynsbegäran.docx
@@ -950,7 +950,7 @@
     <w:r>
       <w:tab/>
       <w:tab/>
-      <w:t>2026-08-23</w:t>
+      <w:t>2026-08-24</w:t>
       <w:br/>
       <w:br/>
     </w:r>

--- a/tillsyn/A 60495-2025 tillsynsbegäran.docx
+++ b/tillsyn/A 60495-2025 tillsynsbegäran.docx
@@ -950,7 +950,7 @@
     <w:r>
       <w:tab/>
       <w:tab/>
-      <w:t>2026-08-24</w:t>
+      <w:t>2026-08-25</w:t>
       <w:br/>
       <w:br/>
     </w:r>

--- a/tillsyn/A 60495-2025 tillsynsbegäran.docx
+++ b/tillsyn/A 60495-2025 tillsynsbegäran.docx
@@ -950,7 +950,7 @@
     <w:r>
       <w:tab/>
       <w:tab/>
-      <w:t>2026-08-25</w:t>
+      <w:t>2026-08-26</w:t>
       <w:br/>
       <w:br/>
     </w:r>

--- a/tillsyn/A 60495-2025 tillsynsbegäran.docx
+++ b/tillsyn/A 60495-2025 tillsynsbegäran.docx
@@ -950,7 +950,7 @@
     <w:r>
       <w:tab/>
       <w:tab/>
-      <w:t>2026-08-26</w:t>
+      <w:t>2026-08-27</w:t>
       <w:br/>
       <w:br/>
     </w:r>

--- a/tillsyn/A 60495-2025 tillsynsbegäran.docx
+++ b/tillsyn/A 60495-2025 tillsynsbegäran.docx
@@ -950,7 +950,7 @@
     <w:r>
       <w:tab/>
       <w:tab/>
-      <w:t>2026-08-27</w:t>
+      <w:t>2026-08-28</w:t>
       <w:br/>
       <w:br/>
     </w:r>

--- a/tillsyn/A 60495-2025 tillsynsbegäran.docx
+++ b/tillsyn/A 60495-2025 tillsynsbegäran.docx
@@ -950,7 +950,7 @@
     <w:r>
       <w:tab/>
       <w:tab/>
-      <w:t>2026-08-28</w:t>
+      <w:t>2026-08-29</w:t>
       <w:br/>
       <w:br/>
     </w:r>

--- a/tillsyn/A 60495-2025 tillsynsbegäran.docx
+++ b/tillsyn/A 60495-2025 tillsynsbegäran.docx
@@ -950,7 +950,7 @@
     <w:r>
       <w:tab/>
       <w:tab/>
-      <w:t>2026-08-29</w:t>
+      <w:t>2026-08-31</w:t>
       <w:br/>
       <w:br/>
     </w:r>

--- a/tillsyn/A 60495-2025 tillsynsbegäran.docx
+++ b/tillsyn/A 60495-2025 tillsynsbegäran.docx
@@ -950,7 +950,7 @@
     <w:r>
       <w:tab/>
       <w:tab/>
-      <w:t>2026-08-31</w:t>
+      <w:t>2026-09-01</w:t>
       <w:br/>
       <w:br/>
     </w:r>

--- a/tillsyn/A 60495-2025 tillsynsbegäran.docx
+++ b/tillsyn/A 60495-2025 tillsynsbegäran.docx
@@ -950,7 +950,7 @@
     <w:r>
       <w:tab/>
       <w:tab/>
-      <w:t>2026-09-01</w:t>
+      <w:t>2026-09-02</w:t>
       <w:br/>
       <w:br/>
     </w:r>

--- a/tillsyn/A 60495-2025 tillsynsbegäran.docx
+++ b/tillsyn/A 60495-2025 tillsynsbegäran.docx
@@ -950,7 +950,7 @@
     <w:r>
       <w:tab/>
       <w:tab/>
-      <w:t>2026-09-02</w:t>
+      <w:t>2026-09-03</w:t>
       <w:br/>
       <w:br/>
     </w:r>

--- a/tillsyn/A 60495-2025 tillsynsbegäran.docx
+++ b/tillsyn/A 60495-2025 tillsynsbegäran.docx
@@ -950,7 +950,7 @@
     <w:r>
       <w:tab/>
       <w:tab/>
-      <w:t>2026-09-03</w:t>
+      <w:t>2026-09-04</w:t>
       <w:br/>
       <w:br/>
     </w:r>

--- a/tillsyn/A 60495-2025 tillsynsbegäran.docx
+++ b/tillsyn/A 60495-2025 tillsynsbegäran.docx
@@ -950,7 +950,7 @@
     <w:r>
       <w:tab/>
       <w:tab/>
-      <w:t>2026-09-04</w:t>
+      <w:t>2026-09-05</w:t>
       <w:br/>
       <w:br/>
     </w:r>

--- a/tillsyn/A 60495-2025 tillsynsbegäran.docx
+++ b/tillsyn/A 60495-2025 tillsynsbegäran.docx
@@ -950,7 +950,7 @@
     <w:r>
       <w:tab/>
       <w:tab/>
-      <w:t>2026-09-05</w:t>
+      <w:t>2026-09-06</w:t>
       <w:br/>
       <w:br/>
     </w:r>

--- a/tillsyn/A 60495-2025 tillsynsbegäran.docx
+++ b/tillsyn/A 60495-2025 tillsynsbegäran.docx
@@ -950,7 +950,7 @@
     <w:r>
       <w:tab/>
       <w:tab/>
-      <w:t>2026-09-06</w:t>
+      <w:t>2026-09-07</w:t>
       <w:br/>
       <w:br/>
     </w:r>

--- a/tillsyn/A 60495-2025 tillsynsbegäran.docx
+++ b/tillsyn/A 60495-2025 tillsynsbegäran.docx
@@ -950,7 +950,7 @@
     <w:r>
       <w:tab/>
       <w:tab/>
-      <w:t>2026-09-07</w:t>
+      <w:t>2026-09-08</w:t>
       <w:br/>
       <w:br/>
     </w:r>

--- a/tillsyn/A 60495-2025 tillsynsbegäran.docx
+++ b/tillsyn/A 60495-2025 tillsynsbegäran.docx
@@ -950,7 +950,7 @@
     <w:r>
       <w:tab/>
       <w:tab/>
-      <w:t>2026-09-08</w:t>
+      <w:t>2026-09-09</w:t>
       <w:br/>
       <w:br/>
     </w:r>

--- a/tillsyn/A 60495-2025 tillsynsbegäran.docx
+++ b/tillsyn/A 60495-2025 tillsynsbegäran.docx
@@ -950,7 +950,7 @@
     <w:r>
       <w:tab/>
       <w:tab/>
-      <w:t>2026-09-09</w:t>
+      <w:t>2026-09-10</w:t>
       <w:br/>
       <w:br/>
     </w:r>

--- a/tillsyn/A 60495-2025 tillsynsbegäran.docx
+++ b/tillsyn/A 60495-2025 tillsynsbegäran.docx
@@ -950,7 +950,7 @@
     <w:r>
       <w:tab/>
       <w:tab/>
-      <w:t>2026-09-10</w:t>
+      <w:t>2026-09-11</w:t>
       <w:br/>
       <w:br/>
     </w:r>

--- a/tillsyn/A 60495-2025 tillsynsbegäran.docx
+++ b/tillsyn/A 60495-2025 tillsynsbegäran.docx
@@ -950,7 +950,7 @@
     <w:r>
       <w:tab/>
       <w:tab/>
-      <w:t>2026-09-11</w:t>
+      <w:t>2026-09-12</w:t>
       <w:br/>
       <w:br/>
     </w:r>

--- a/tillsyn/A 60495-2025 tillsynsbegäran.docx
+++ b/tillsyn/A 60495-2025 tillsynsbegäran.docx
@@ -950,7 +950,7 @@
     <w:r>
       <w:tab/>
       <w:tab/>
-      <w:t>2026-09-12</w:t>
+      <w:t>2026-09-13</w:t>
       <w:br/>
       <w:br/>
     </w:r>
